--- a/quiz/quiz_01.docx
+++ b/quiz/quiz_01.docx
@@ -1,6 +1,6 @@
 
 <file path=word/document.xml><?xml version="1.0" encoding="utf-8"?>
-<w:document xmlns:wpc="http://schemas.microsoft.com/office/word/2010/wordprocessingCanvas" xmlns:cx="http://schemas.microsoft.com/office/drawing/2014/chartex" xmlns:cx1="http://schemas.microsoft.com/office/drawing/2015/9/8/chartex" xmlns:cx2="http://schemas.microsoft.com/office/drawing/2015/10/21/chartex" xmlns:cx3="http://schemas.microsoft.com/office/drawing/2016/5/9/chartex" xmlns:cx4="http://schemas.microsoft.com/office/drawing/2016/5/10/chartex" xmlns:cx5="http://schemas.microsoft.com/office/drawing/2016/5/11/chartex" xmlns:cx6="http://schemas.microsoft.com/office/drawing/2016/5/12/chartex" xmlns:cx7="http://schemas.microsoft.com/office/drawing/2016/5/13/chartex" xmlns:cx8="http://schemas.microsoft.com/office/drawing/2016/5/14/chartex" xmlns:mc="http://schemas.openxmlformats.org/markup-compatibility/2006" xmlns:aink="http://schemas.microsoft.com/office/drawing/2016/ink" xmlns:am3d="http://schemas.microsoft.com/office/drawing/2017/model3d" xmlns:o="urn:schemas-microsoft-com:office:office" xmlns:oel="http://schemas.microsoft.com/office/2019/extlst" xmlns:r="http://schemas.openxmlformats.org/officeDocument/2006/relationships" xmlns:m="http://schemas.openxmlformats.org/officeDocument/2006/math" xmlns:v="urn:schemas-microsoft-com:vml" xmlns:wp14="http://schemas.microsoft.com/office/word/2010/wordprocessingDrawing" xmlns:wp="http://schemas.openxmlformats.org/drawingml/2006/wordprocessingDrawing" xmlns:w10="urn:schemas-microsoft-com:office:word" xmlns:w="http://schemas.openxmlformats.org/wordprocessingml/2006/main" xmlns:w14="http://schemas.microsoft.com/office/word/2010/wordml" xmlns:w15="http://schemas.microsoft.com/office/word/2012/wordml" xmlns:w16cex="http://schemas.microsoft.com/office/word/2018/wordml/cex" xmlns:w16cid="http://schemas.microsoft.com/office/word/2016/wordml/cid" xmlns:w16="http://schemas.microsoft.com/office/word/2018/wordml" xmlns:w16sdtdh="http://schemas.microsoft.com/office/word/2020/wordml/sdtdatahash" xmlns:w16se="http://schemas.microsoft.com/office/word/2015/wordml/symex" xmlns:wpg="http://schemas.microsoft.com/office/word/2010/wordprocessingGroup" xmlns:wpi="http://schemas.microsoft.com/office/word/2010/wordprocessingInk" xmlns:wne="http://schemas.microsoft.com/office/word/2006/wordml" xmlns:wps="http://schemas.microsoft.com/office/word/2010/wordprocessingShape" mc:Ignorable="w14 w15 w16se w16cid w16 w16cex w16sdtdh wp14">
+<w:document xmlns:wpc="http://schemas.microsoft.com/office/word/2010/wordprocessingCanvas" xmlns:cx="http://schemas.microsoft.com/office/drawing/2014/chartex" xmlns:cx1="http://schemas.microsoft.com/office/drawing/2015/9/8/chartex" xmlns:cx2="http://schemas.microsoft.com/office/drawing/2015/10/21/chartex" xmlns:cx3="http://schemas.microsoft.com/office/drawing/2016/5/9/chartex" xmlns:cx4="http://schemas.microsoft.com/office/drawing/2016/5/10/chartex" xmlns:cx5="http://schemas.microsoft.com/office/drawing/2016/5/11/chartex" xmlns:cx6="http://schemas.microsoft.com/office/drawing/2016/5/12/chartex" xmlns:cx7="http://schemas.microsoft.com/office/drawing/2016/5/13/chartex" xmlns:cx8="http://schemas.microsoft.com/office/drawing/2016/5/14/chartex" xmlns:mc="http://schemas.openxmlformats.org/markup-compatibility/2006" xmlns:aink="http://schemas.microsoft.com/office/drawing/2016/ink" xmlns:am3d="http://schemas.microsoft.com/office/drawing/2017/model3d" xmlns:o="urn:schemas-microsoft-com:office:office" xmlns:oel="http://schemas.microsoft.com/office/2019/extlst" xmlns:r="http://schemas.openxmlformats.org/officeDocument/2006/relationships" xmlns:m="http://schemas.openxmlformats.org/officeDocument/2006/math" xmlns:v="urn:schemas-microsoft-com:vml" xmlns:wp14="http://schemas.microsoft.com/office/word/2010/wordprocessingDrawing" xmlns:wp="http://schemas.openxmlformats.org/drawingml/2006/wordprocessingDrawing" xmlns:w10="urn:schemas-microsoft-com:office:word" xmlns:w="http://schemas.openxmlformats.org/wordprocessingml/2006/main" xmlns:w14="http://schemas.microsoft.com/office/word/2010/wordml" xmlns:w15="http://schemas.microsoft.com/office/word/2012/wordml" xmlns:w16cex="http://schemas.microsoft.com/office/word/2018/wordml/cex" xmlns:w16cid="http://schemas.microsoft.com/office/word/2016/wordml/cid" xmlns:w16="http://schemas.microsoft.com/office/word/2018/wordml" xmlns:w16du="http://schemas.microsoft.com/office/word/2023/wordml/word16du" xmlns:w16sdtdh="http://schemas.microsoft.com/office/word/2020/wordml/sdtdatahash" xmlns:w16sdtfl="http://schemas.microsoft.com/office/word/2024/wordml/sdtformatlock" xmlns:w16se="http://schemas.microsoft.com/office/word/2015/wordml/symex" xmlns:wpg="http://schemas.microsoft.com/office/word/2010/wordprocessingGroup" xmlns:wpi="http://schemas.microsoft.com/office/word/2010/wordprocessingInk" xmlns:wne="http://schemas.microsoft.com/office/word/2006/wordml" xmlns:wps="http://schemas.microsoft.com/office/word/2010/wordprocessingShape" mc:Ignorable="w14 w15 w16se w16cid w16 w16cex w16sdtdh w16sdtfl w16du wp14">
   <w:body>
     <w:p>
       <w:pPr>
@@ -35,14 +35,7 @@
           <w:b/>
           <w:bCs/>
         </w:rPr>
-        <w:t xml:space="preserve">CE 5972 </w:t>
-      </w:r>
-      <w:r>
-        <w:rPr>
-          <w:b/>
-          <w:bCs/>
-        </w:rPr>
-        <w:t>Optimisation Techniques in Transportation Engineering</w:t>
+        <w:t>CE 5972 Optimisation Techniques in Transportation Engineering</w:t>
       </w:r>
     </w:p>
     <w:p>
@@ -1403,15 +1396,7 @@
           <w:sz w:val="24"/>
           <w:szCs w:val="24"/>
         </w:rPr>
-        <w:t xml:space="preserve">. </w:t>
-      </w:r>
-      <w:r>
-        <w:rPr>
-          <w:rFonts w:cstheme="minorHAnsi"/>
-          <w:sz w:val="24"/>
-          <w:szCs w:val="24"/>
-        </w:rPr>
-        <w:t>(</w:t>
+        <w:t>. (</w:t>
       </w:r>
       <w:r>
         <w:rPr>
@@ -2276,7 +2261,177 @@
           <w:sz w:val="24"/>
           <w:szCs w:val="24"/>
         </w:rPr>
-        <w:t>What conditions could lead to multiple optimal solutions?</w:t>
+        <w:t>Find the</w:t>
+      </w:r>
+      <w:r>
+        <w:rPr>
+          <w:rFonts w:cstheme="minorHAnsi"/>
+          <w:sz w:val="24"/>
+          <w:szCs w:val="24"/>
+        </w:rPr>
+        <w:t xml:space="preserve"> </w:t>
+      </w:r>
+      <w:r>
+        <w:rPr>
+          <w:rFonts w:cstheme="minorHAnsi"/>
+          <w:sz w:val="24"/>
+          <w:szCs w:val="24"/>
+        </w:rPr>
+        <w:t xml:space="preserve">ratio </w:t>
+      </w:r>
+      <w:r>
+        <w:rPr>
+          <w:rFonts w:cstheme="minorHAnsi"/>
+          <w:sz w:val="24"/>
+          <w:szCs w:val="24"/>
+        </w:rPr>
+        <w:t xml:space="preserve">of </w:t>
+      </w:r>
+      <w:r>
+        <w:rPr>
+          <w:rFonts w:cstheme="minorHAnsi"/>
+          <w:sz w:val="24"/>
+          <w:szCs w:val="24"/>
+        </w:rPr>
+        <w:t xml:space="preserve">business to economy class </w:t>
+      </w:r>
+      <w:r>
+        <w:rPr>
+          <w:rFonts w:cstheme="minorHAnsi"/>
+          <w:sz w:val="24"/>
+          <w:szCs w:val="24"/>
+        </w:rPr>
+        <w:t xml:space="preserve">seat </w:t>
+      </w:r>
+      <w:r>
+        <w:rPr>
+          <w:rFonts w:cstheme="minorHAnsi"/>
+          <w:sz w:val="24"/>
+          <w:szCs w:val="24"/>
+        </w:rPr>
+        <w:t xml:space="preserve">installation cost </w:t>
+      </w:r>
+      <m:oMath>
+        <m:r>
+          <w:rPr>
+            <w:rFonts w:ascii="Cambria Math" w:hAnsi="Cambria Math" w:cstheme="minorHAnsi"/>
+            <w:sz w:val="24"/>
+            <w:szCs w:val="24"/>
+          </w:rPr>
+          <m:t>(</m:t>
+        </m:r>
+        <m:sSub>
+          <m:sSubPr>
+            <m:ctrlPr>
+              <w:rPr>
+                <w:rFonts w:ascii="Cambria Math" w:hAnsi="Cambria Math" w:cstheme="minorHAnsi"/>
+                <w:i/>
+                <w:sz w:val="24"/>
+                <w:szCs w:val="24"/>
+              </w:rPr>
+            </m:ctrlPr>
+          </m:sSubPr>
+          <m:e>
+            <m:r>
+              <w:rPr>
+                <w:rFonts w:ascii="Cambria Math" w:hAnsi="Cambria Math" w:cstheme="minorHAnsi"/>
+                <w:sz w:val="24"/>
+                <w:szCs w:val="24"/>
+              </w:rPr>
+              <m:t>c</m:t>
+            </m:r>
+          </m:e>
+          <m:sub>
+            <m:r>
+              <w:rPr>
+                <w:rFonts w:ascii="Cambria Math" w:hAnsi="Cambria Math" w:cstheme="minorHAnsi"/>
+                <w:sz w:val="24"/>
+                <w:szCs w:val="24"/>
+              </w:rPr>
+              <m:t>1</m:t>
+            </m:r>
+          </m:sub>
+        </m:sSub>
+        <m:r>
+          <w:rPr>
+            <w:rFonts w:ascii="Cambria Math" w:hAnsi="Cambria Math" w:cstheme="minorHAnsi"/>
+            <w:sz w:val="24"/>
+            <w:szCs w:val="24"/>
+          </w:rPr>
+          <m:t>/</m:t>
+        </m:r>
+        <m:sSub>
+          <m:sSubPr>
+            <m:ctrlPr>
+              <w:rPr>
+                <w:rFonts w:ascii="Cambria Math" w:hAnsi="Cambria Math" w:cstheme="minorHAnsi"/>
+                <w:i/>
+                <w:sz w:val="24"/>
+                <w:szCs w:val="24"/>
+              </w:rPr>
+            </m:ctrlPr>
+          </m:sSubPr>
+          <m:e>
+            <m:r>
+              <w:rPr>
+                <w:rFonts w:ascii="Cambria Math" w:hAnsi="Cambria Math" w:cstheme="minorHAnsi"/>
+                <w:sz w:val="24"/>
+                <w:szCs w:val="24"/>
+              </w:rPr>
+              <m:t>c</m:t>
+            </m:r>
+          </m:e>
+          <m:sub>
+            <m:r>
+              <w:rPr>
+                <w:rFonts w:ascii="Cambria Math" w:hAnsi="Cambria Math" w:cstheme="minorHAnsi"/>
+                <w:sz w:val="24"/>
+                <w:szCs w:val="24"/>
+              </w:rPr>
+              <m:t>2</m:t>
+            </m:r>
+          </m:sub>
+        </m:sSub>
+        <m:r>
+          <w:rPr>
+            <w:rFonts w:ascii="Cambria Math" w:hAnsi="Cambria Math" w:cstheme="minorHAnsi"/>
+            <w:sz w:val="24"/>
+            <w:szCs w:val="24"/>
+          </w:rPr>
+          <m:t>=r)</m:t>
+        </m:r>
+      </m:oMath>
+      <w:r>
+        <w:rPr>
+          <w:rFonts w:eastAsiaTheme="minorEastAsia" w:cstheme="minorHAnsi"/>
+          <w:sz w:val="24"/>
+          <w:szCs w:val="24"/>
+        </w:rPr>
+        <w:t xml:space="preserve"> </w:t>
+      </w:r>
+      <w:r>
+        <w:rPr>
+          <w:rFonts w:cstheme="minorHAnsi"/>
+          <w:sz w:val="24"/>
+          <w:szCs w:val="24"/>
+        </w:rPr>
+        <w:t xml:space="preserve">that </w:t>
+      </w:r>
+      <w:r>
+        <w:rPr>
+          <w:rFonts w:cstheme="minorHAnsi"/>
+          <w:sz w:val="24"/>
+          <w:szCs w:val="24"/>
+        </w:rPr>
+        <w:t>renders multiple optimal solutions</w:t>
+      </w:r>
+      <w:r>
+        <w:rPr>
+          <w:rFonts w:cstheme="minorHAnsi"/>
+          <w:sz w:val="24"/>
+          <w:szCs w:val="24"/>
+        </w:rPr>
+        <w:t>?</w:t>
       </w:r>
       <w:r>
         <w:rPr>
@@ -2350,7 +2505,137 @@
           <w:szCs w:val="24"/>
         </w:rPr>
         <w:lastRenderedPageBreak/>
-        <w:t>Under such conditions, how would you advise IndiGo to configure seating arrangement?</w:t>
+        <w:t>For</w:t>
+      </w:r>
+      <w:r>
+        <w:rPr>
+          <w:rFonts w:cstheme="minorHAnsi"/>
+          <w:sz w:val="24"/>
+          <w:szCs w:val="24"/>
+        </w:rPr>
+        <w:t xml:space="preserve"> </w:t>
+      </w:r>
+      <m:oMath>
+        <m:sSub>
+          <m:sSubPr>
+            <m:ctrlPr>
+              <w:rPr>
+                <w:rFonts w:ascii="Cambria Math" w:hAnsi="Cambria Math" w:cstheme="minorHAnsi"/>
+                <w:i/>
+                <w:sz w:val="24"/>
+                <w:szCs w:val="24"/>
+              </w:rPr>
+            </m:ctrlPr>
+          </m:sSubPr>
+          <m:e>
+            <m:r>
+              <w:rPr>
+                <w:rFonts w:ascii="Cambria Math" w:hAnsi="Cambria Math" w:cstheme="minorHAnsi"/>
+                <w:sz w:val="24"/>
+                <w:szCs w:val="24"/>
+              </w:rPr>
+              <m:t>c</m:t>
+            </m:r>
+          </m:e>
+          <m:sub>
+            <m:r>
+              <w:rPr>
+                <w:rFonts w:ascii="Cambria Math" w:hAnsi="Cambria Math" w:cstheme="minorHAnsi"/>
+                <w:sz w:val="24"/>
+                <w:szCs w:val="24"/>
+              </w:rPr>
+              <m:t>1</m:t>
+            </m:r>
+          </m:sub>
+        </m:sSub>
+        <m:r>
+          <w:rPr>
+            <w:rFonts w:ascii="Cambria Math" w:hAnsi="Cambria Math" w:cstheme="minorHAnsi"/>
+            <w:sz w:val="24"/>
+            <w:szCs w:val="24"/>
+          </w:rPr>
+          <m:t>/</m:t>
+        </m:r>
+        <m:sSub>
+          <m:sSubPr>
+            <m:ctrlPr>
+              <w:rPr>
+                <w:rFonts w:ascii="Cambria Math" w:hAnsi="Cambria Math" w:cstheme="minorHAnsi"/>
+                <w:i/>
+                <w:sz w:val="24"/>
+                <w:szCs w:val="24"/>
+              </w:rPr>
+            </m:ctrlPr>
+          </m:sSubPr>
+          <m:e>
+            <m:r>
+              <w:rPr>
+                <w:rFonts w:ascii="Cambria Math" w:hAnsi="Cambria Math" w:cstheme="minorHAnsi"/>
+                <w:sz w:val="24"/>
+                <w:szCs w:val="24"/>
+              </w:rPr>
+              <m:t>c</m:t>
+            </m:r>
+          </m:e>
+          <m:sub>
+            <m:r>
+              <w:rPr>
+                <w:rFonts w:ascii="Cambria Math" w:hAnsi="Cambria Math" w:cstheme="minorHAnsi"/>
+                <w:sz w:val="24"/>
+                <w:szCs w:val="24"/>
+              </w:rPr>
+              <m:t>2</m:t>
+            </m:r>
+          </m:sub>
+        </m:sSub>
+        <m:r>
+          <w:rPr>
+            <w:rFonts w:ascii="Cambria Math" w:hAnsi="Cambria Math" w:cstheme="minorHAnsi"/>
+            <w:sz w:val="24"/>
+            <w:szCs w:val="24"/>
+          </w:rPr>
+          <m:t>=</m:t>
+        </m:r>
+        <m:r>
+          <w:rPr>
+            <w:rFonts w:ascii="Cambria Math" w:hAnsi="Cambria Math" w:cstheme="minorHAnsi"/>
+            <w:sz w:val="24"/>
+            <w:szCs w:val="24"/>
+          </w:rPr>
+          <m:t>1</m:t>
+        </m:r>
+      </m:oMath>
+      <w:r>
+        <w:rPr>
+          <w:rFonts w:eastAsiaTheme="minorEastAsia" w:cstheme="minorHAnsi"/>
+          <w:sz w:val="24"/>
+          <w:szCs w:val="24"/>
+        </w:rPr>
+        <w:t xml:space="preserve"> </w:t>
+      </w:r>
+      <w:r>
+        <w:rPr>
+          <w:rFonts w:cstheme="minorHAnsi"/>
+          <w:sz w:val="24"/>
+          <w:szCs w:val="24"/>
+        </w:rPr>
+        <w:t>h</w:t>
+      </w:r>
+      <w:r>
+        <w:rPr>
+          <w:rFonts w:cstheme="minorHAnsi"/>
+          <w:sz w:val="24"/>
+          <w:szCs w:val="24"/>
+        </w:rPr>
+        <w:t>ow many rows of business and economy class seats should IndiGo configure</w:t>
+      </w:r>
+      <w:r>
+        <w:rPr>
+          <w:rFonts w:cstheme="minorHAnsi"/>
+          <w:sz w:val="24"/>
+          <w:szCs w:val="24"/>
+        </w:rPr>
+        <w:t>?</w:t>
       </w:r>
       <w:r>
         <w:rPr>
@@ -2360,6 +2645,18 @@
         </w:rPr>
         <w:t xml:space="preserve"> (1)</w:t>
       </w:r>
+    </w:p>
+    <w:p>
+      <w:pPr>
+        <w:pStyle w:val="ListParagraph"/>
+        <w:ind w:left="480"/>
+        <w:jc w:val="both"/>
+        <w:rPr>
+          <w:rFonts w:cstheme="minorHAnsi"/>
+          <w:sz w:val="24"/>
+          <w:szCs w:val="24"/>
+        </w:rPr>
+      </w:pPr>
     </w:p>
     <w:p>
       <w:pPr>
@@ -2392,7 +2689,7 @@
 </file>
 
 <file path=word/numbering.xml><?xml version="1.0" encoding="utf-8"?>
-<w:numbering xmlns:wpc="http://schemas.microsoft.com/office/word/2010/wordprocessingCanvas" xmlns:cx="http://schemas.microsoft.com/office/drawing/2014/chartex" xmlns:cx1="http://schemas.microsoft.com/office/drawing/2015/9/8/chartex" xmlns:cx2="http://schemas.microsoft.com/office/drawing/2015/10/21/chartex" xmlns:cx3="http://schemas.microsoft.com/office/drawing/2016/5/9/chartex" xmlns:cx4="http://schemas.microsoft.com/office/drawing/2016/5/10/chartex" xmlns:cx5="http://schemas.microsoft.com/office/drawing/2016/5/11/chartex" xmlns:cx6="http://schemas.microsoft.com/office/drawing/2016/5/12/chartex" xmlns:cx7="http://schemas.microsoft.com/office/drawing/2016/5/13/chartex" xmlns:cx8="http://schemas.microsoft.com/office/drawing/2016/5/14/chartex" xmlns:mc="http://schemas.openxmlformats.org/markup-compatibility/2006" xmlns:aink="http://schemas.microsoft.com/office/drawing/2016/ink" xmlns:am3d="http://schemas.microsoft.com/office/drawing/2017/model3d" xmlns:o="urn:schemas-microsoft-com:office:office" xmlns:oel="http://schemas.microsoft.com/office/2019/extlst" xmlns:r="http://schemas.openxmlformats.org/officeDocument/2006/relationships" xmlns:m="http://schemas.openxmlformats.org/officeDocument/2006/math" xmlns:v="urn:schemas-microsoft-com:vml" xmlns:wp14="http://schemas.microsoft.com/office/word/2010/wordprocessingDrawing" xmlns:wp="http://schemas.openxmlformats.org/drawingml/2006/wordprocessingDrawing" xmlns:w10="urn:schemas-microsoft-com:office:word" xmlns:w="http://schemas.openxmlformats.org/wordprocessingml/2006/main" xmlns:w14="http://schemas.microsoft.com/office/word/2010/wordml" xmlns:w15="http://schemas.microsoft.com/office/word/2012/wordml" xmlns:w16cex="http://schemas.microsoft.com/office/word/2018/wordml/cex" xmlns:w16cid="http://schemas.microsoft.com/office/word/2016/wordml/cid" xmlns:w16="http://schemas.microsoft.com/office/word/2018/wordml" xmlns:w16sdtdh="http://schemas.microsoft.com/office/word/2020/wordml/sdtdatahash" xmlns:w16se="http://schemas.microsoft.com/office/word/2015/wordml/symex" xmlns:wpg="http://schemas.microsoft.com/office/word/2010/wordprocessingGroup" xmlns:wpi="http://schemas.microsoft.com/office/word/2010/wordprocessingInk" xmlns:wne="http://schemas.microsoft.com/office/word/2006/wordml" xmlns:wps="http://schemas.microsoft.com/office/word/2010/wordprocessingShape" mc:Ignorable="w14 w15 w16se w16cid w16 w16cex w16sdtdh wp14">
+<w:numbering xmlns:wpc="http://schemas.microsoft.com/office/word/2010/wordprocessingCanvas" xmlns:cx="http://schemas.microsoft.com/office/drawing/2014/chartex" xmlns:cx1="http://schemas.microsoft.com/office/drawing/2015/9/8/chartex" xmlns:cx2="http://schemas.microsoft.com/office/drawing/2015/10/21/chartex" xmlns:cx3="http://schemas.microsoft.com/office/drawing/2016/5/9/chartex" xmlns:cx4="http://schemas.microsoft.com/office/drawing/2016/5/10/chartex" xmlns:cx5="http://schemas.microsoft.com/office/drawing/2016/5/11/chartex" xmlns:cx6="http://schemas.microsoft.com/office/drawing/2016/5/12/chartex" xmlns:cx7="http://schemas.microsoft.com/office/drawing/2016/5/13/chartex" xmlns:cx8="http://schemas.microsoft.com/office/drawing/2016/5/14/chartex" xmlns:mc="http://schemas.openxmlformats.org/markup-compatibility/2006" xmlns:aink="http://schemas.microsoft.com/office/drawing/2016/ink" xmlns:am3d="http://schemas.microsoft.com/office/drawing/2017/model3d" xmlns:o="urn:schemas-microsoft-com:office:office" xmlns:oel="http://schemas.microsoft.com/office/2019/extlst" xmlns:r="http://schemas.openxmlformats.org/officeDocument/2006/relationships" xmlns:m="http://schemas.openxmlformats.org/officeDocument/2006/math" xmlns:v="urn:schemas-microsoft-com:vml" xmlns:wp14="http://schemas.microsoft.com/office/word/2010/wordprocessingDrawing" xmlns:wp="http://schemas.openxmlformats.org/drawingml/2006/wordprocessingDrawing" xmlns:w10="urn:schemas-microsoft-com:office:word" xmlns:w="http://schemas.openxmlformats.org/wordprocessingml/2006/main" xmlns:w14="http://schemas.microsoft.com/office/word/2010/wordml" xmlns:w15="http://schemas.microsoft.com/office/word/2012/wordml" xmlns:w16cex="http://schemas.microsoft.com/office/word/2018/wordml/cex" xmlns:w16cid="http://schemas.microsoft.com/office/word/2016/wordml/cid" xmlns:w16="http://schemas.microsoft.com/office/word/2018/wordml" xmlns:w16du="http://schemas.microsoft.com/office/word/2023/wordml/word16du" xmlns:w16sdtdh="http://schemas.microsoft.com/office/word/2020/wordml/sdtdatahash" xmlns:w16sdtfl="http://schemas.microsoft.com/office/word/2024/wordml/sdtformatlock" xmlns:w16se="http://schemas.microsoft.com/office/word/2015/wordml/symex" xmlns:wpg="http://schemas.microsoft.com/office/word/2010/wordprocessingGroup" xmlns:wpi="http://schemas.microsoft.com/office/word/2010/wordprocessingInk" xmlns:wne="http://schemas.microsoft.com/office/word/2006/wordml" xmlns:wps="http://schemas.microsoft.com/office/word/2010/wordprocessingShape" mc:Ignorable="w14 w15 w16se w16cid w16 w16cex w16sdtdh w16sdtfl w16du wp14">
   <w:abstractNum w:abstractNumId="0" w15:restartNumberingAfterBreak="0">
     <w:nsid w:val="13B25596"/>
     <w:multiLevelType w:val="multilevel"/>
@@ -2495,7 +2792,7 @@
 </file>
 
 <file path=word/styles.xml><?xml version="1.0" encoding="utf-8"?>
-<w:styles xmlns:mc="http://schemas.openxmlformats.org/markup-compatibility/2006" xmlns:r="http://schemas.openxmlformats.org/officeDocument/2006/relationships" xmlns:w="http://schemas.openxmlformats.org/wordprocessingml/2006/main" xmlns:w14="http://schemas.microsoft.com/office/word/2010/wordml" xmlns:w15="http://schemas.microsoft.com/office/word/2012/wordml" xmlns:w16cex="http://schemas.microsoft.com/office/word/2018/wordml/cex" xmlns:w16cid="http://schemas.microsoft.com/office/word/2016/wordml/cid" xmlns:w16="http://schemas.microsoft.com/office/word/2018/wordml" xmlns:w16sdtdh="http://schemas.microsoft.com/office/word/2020/wordml/sdtdatahash" xmlns:w16se="http://schemas.microsoft.com/office/word/2015/wordml/symex" mc:Ignorable="w14 w15 w16se w16cid w16 w16cex w16sdtdh">
+<w:styles xmlns:mc="http://schemas.openxmlformats.org/markup-compatibility/2006" xmlns:r="http://schemas.openxmlformats.org/officeDocument/2006/relationships" xmlns:w="http://schemas.openxmlformats.org/wordprocessingml/2006/main" xmlns:w14="http://schemas.microsoft.com/office/word/2010/wordml" xmlns:w15="http://schemas.microsoft.com/office/word/2012/wordml" xmlns:w16cex="http://schemas.microsoft.com/office/word/2018/wordml/cex" xmlns:w16cid="http://schemas.microsoft.com/office/word/2016/wordml/cid" xmlns:w16="http://schemas.microsoft.com/office/word/2018/wordml" xmlns:w16du="http://schemas.microsoft.com/office/word/2023/wordml/word16du" xmlns:w16sdtdh="http://schemas.microsoft.com/office/word/2020/wordml/sdtdatahash" xmlns:w16sdtfl="http://schemas.microsoft.com/office/word/2024/wordml/sdtformatlock" xmlns:w16se="http://schemas.microsoft.com/office/word/2015/wordml/symex" mc:Ignorable="w14 w15 w16se w16cid w16 w16cex w16sdtdh w16sdtfl w16du">
   <w:docDefaults>
     <w:rPrDefault>
       <w:rPr>
@@ -2920,7 +3217,6 @@
   <w:style w:type="character" w:default="1" w:styleId="DefaultParagraphFont">
     <w:name w:val="Default Paragraph Font"/>
     <w:uiPriority w:val="1"/>
-    <w:semiHidden/>
     <w:unhideWhenUsed/>
   </w:style>
   <w:style w:type="table" w:default="1" w:styleId="TableNormal">
@@ -2968,6 +3264,16 @@
       <w:ind w:left="720"/>
       <w:contextualSpacing/>
     </w:pPr>
+  </w:style>
+  <w:style w:type="character" w:styleId="PlaceholderText">
+    <w:name w:val="Placeholder Text"/>
+    <w:basedOn w:val="DefaultParagraphFont"/>
+    <w:uiPriority w:val="99"/>
+    <w:semiHidden/>
+    <w:rsid w:val="003156DB"/>
+    <w:rPr>
+      <w:color w:val="666666"/>
+    </w:rPr>
   </w:style>
 </w:styles>
 </file>

--- a/quiz/quiz_01.docx
+++ b/quiz/quiz_01.docx
@@ -1,6 +1,6 @@
 
 <file path=word/document.xml><?xml version="1.0" encoding="utf-8"?>
-<w:document xmlns:wpc="http://schemas.microsoft.com/office/word/2010/wordprocessingCanvas" xmlns:cx="http://schemas.microsoft.com/office/drawing/2014/chartex" xmlns:cx1="http://schemas.microsoft.com/office/drawing/2015/9/8/chartex" xmlns:cx2="http://schemas.microsoft.com/office/drawing/2015/10/21/chartex" xmlns:cx3="http://schemas.microsoft.com/office/drawing/2016/5/9/chartex" xmlns:cx4="http://schemas.microsoft.com/office/drawing/2016/5/10/chartex" xmlns:cx5="http://schemas.microsoft.com/office/drawing/2016/5/11/chartex" xmlns:cx6="http://schemas.microsoft.com/office/drawing/2016/5/12/chartex" xmlns:cx7="http://schemas.microsoft.com/office/drawing/2016/5/13/chartex" xmlns:cx8="http://schemas.microsoft.com/office/drawing/2016/5/14/chartex" xmlns:mc="http://schemas.openxmlformats.org/markup-compatibility/2006" xmlns:aink="http://schemas.microsoft.com/office/drawing/2016/ink" xmlns:am3d="http://schemas.microsoft.com/office/drawing/2017/model3d" xmlns:o="urn:schemas-microsoft-com:office:office" xmlns:oel="http://schemas.microsoft.com/office/2019/extlst" xmlns:r="http://schemas.openxmlformats.org/officeDocument/2006/relationships" xmlns:m="http://schemas.openxmlformats.org/officeDocument/2006/math" xmlns:v="urn:schemas-microsoft-com:vml" xmlns:wp14="http://schemas.microsoft.com/office/word/2010/wordprocessingDrawing" xmlns:wp="http://schemas.openxmlformats.org/drawingml/2006/wordprocessingDrawing" xmlns:w10="urn:schemas-microsoft-com:office:word" xmlns:w="http://schemas.openxmlformats.org/wordprocessingml/2006/main" xmlns:w14="http://schemas.microsoft.com/office/word/2010/wordml" xmlns:w15="http://schemas.microsoft.com/office/word/2012/wordml" xmlns:w16cex="http://schemas.microsoft.com/office/word/2018/wordml/cex" xmlns:w16cid="http://schemas.microsoft.com/office/word/2016/wordml/cid" xmlns:w16="http://schemas.microsoft.com/office/word/2018/wordml" xmlns:w16du="http://schemas.microsoft.com/office/word/2023/wordml/word16du" xmlns:w16sdtdh="http://schemas.microsoft.com/office/word/2020/wordml/sdtdatahash" xmlns:w16sdtfl="http://schemas.microsoft.com/office/word/2024/wordml/sdtformatlock" xmlns:w16se="http://schemas.microsoft.com/office/word/2015/wordml/symex" xmlns:wpg="http://schemas.microsoft.com/office/word/2010/wordprocessingGroup" xmlns:wpi="http://schemas.microsoft.com/office/word/2010/wordprocessingInk" xmlns:wne="http://schemas.microsoft.com/office/word/2006/wordml" xmlns:wps="http://schemas.microsoft.com/office/word/2010/wordprocessingShape" mc:Ignorable="w14 w15 w16se w16cid w16 w16cex w16sdtdh w16sdtfl w16du wp14">
+<w:document xmlns:wpc="http://schemas.microsoft.com/office/word/2010/wordprocessingCanvas" xmlns:cx="http://schemas.microsoft.com/office/drawing/2014/chartex" xmlns:cx1="http://schemas.microsoft.com/office/drawing/2015/9/8/chartex" xmlns:cx2="http://schemas.microsoft.com/office/drawing/2015/10/21/chartex" xmlns:cx3="http://schemas.microsoft.com/office/drawing/2016/5/9/chartex" xmlns:cx4="http://schemas.microsoft.com/office/drawing/2016/5/10/chartex" xmlns:cx5="http://schemas.microsoft.com/office/drawing/2016/5/11/chartex" xmlns:cx6="http://schemas.microsoft.com/office/drawing/2016/5/12/chartex" xmlns:cx7="http://schemas.microsoft.com/office/drawing/2016/5/13/chartex" xmlns:cx8="http://schemas.microsoft.com/office/drawing/2016/5/14/chartex" xmlns:mc="http://schemas.openxmlformats.org/markup-compatibility/2006" xmlns:aink="http://schemas.microsoft.com/office/drawing/2016/ink" xmlns:am3d="http://schemas.microsoft.com/office/drawing/2017/model3d" xmlns:o="urn:schemas-microsoft-com:office:office" xmlns:oel="http://schemas.microsoft.com/office/2019/extlst" xmlns:r="http://schemas.openxmlformats.org/officeDocument/2006/relationships" xmlns:m="http://schemas.openxmlformats.org/officeDocument/2006/math" xmlns:v="urn:schemas-microsoft-com:vml" xmlns:wp14="http://schemas.microsoft.com/office/word/2010/wordprocessingDrawing" xmlns:wp="http://schemas.openxmlformats.org/drawingml/2006/wordprocessingDrawing" xmlns:w10="urn:schemas-microsoft-com:office:word" xmlns:w="http://schemas.openxmlformats.org/wordprocessingml/2006/main" xmlns:w14="http://schemas.microsoft.com/office/word/2010/wordml" xmlns:w15="http://schemas.microsoft.com/office/word/2012/wordml" xmlns:w16cex="http://schemas.microsoft.com/office/word/2018/wordml/cex" xmlns:w16cid="http://schemas.microsoft.com/office/word/2016/wordml/cid" xmlns:w16="http://schemas.microsoft.com/office/word/2018/wordml" xmlns:w16sdtdh="http://schemas.microsoft.com/office/word/2020/wordml/sdtdatahash" xmlns:w16se="http://schemas.microsoft.com/office/word/2015/wordml/symex" xmlns:wpg="http://schemas.microsoft.com/office/word/2010/wordprocessingGroup" xmlns:wpi="http://schemas.microsoft.com/office/word/2010/wordprocessingInk" xmlns:wne="http://schemas.microsoft.com/office/word/2006/wordml" xmlns:wps="http://schemas.microsoft.com/office/word/2010/wordprocessingShape" mc:Ignorable="w14 w15 w16se w16cid w16 w16cex w16sdtdh wp14">
   <w:body>
     <w:p>
       <w:pPr>
@@ -186,7 +186,55 @@
           <w:sz w:val="24"/>
           <w:szCs w:val="24"/>
         </w:rPr>
-        <w:t>IndiGo - a low-cost Indian airline company wants to introduce business class service on its domestic flight between Delhi and Mumbai. IndiGo's operations research team predicts passenger demand (per trip) to follow a normal distribution with a mean of 10.04 and 150.6 passengers for business and economy class, respectively; and likewise, a standard deviation of 1 and 15 passengers for business and economy class, respectively. Notably, a row of business class includes 4 seats, wherein each seat takes up 5400</w:t>
+        <w:t>IndiGo - a low-cost Indian airline company wants to introduce business class service on its domestic flight between Delhi and Mumbai. IndiGo's operations research team predicts passenger demand (per trip) to follow a normal distribution with a mean of 10.</w:t>
+      </w:r>
+      <w:r>
+        <w:rPr>
+          <w:rFonts w:cstheme="minorHAnsi"/>
+          <w:sz w:val="24"/>
+          <w:szCs w:val="24"/>
+        </w:rPr>
+        <w:t>35</w:t>
+      </w:r>
+      <w:r>
+        <w:rPr>
+          <w:rFonts w:cstheme="minorHAnsi"/>
+          <w:sz w:val="24"/>
+          <w:szCs w:val="24"/>
+        </w:rPr>
+        <w:t xml:space="preserve"> and 15</w:t>
+      </w:r>
+      <w:r>
+        <w:rPr>
+          <w:rFonts w:cstheme="minorHAnsi"/>
+          <w:sz w:val="24"/>
+          <w:szCs w:val="24"/>
+        </w:rPr>
+        <w:t>5</w:t>
+      </w:r>
+      <w:r>
+        <w:rPr>
+          <w:rFonts w:cstheme="minorHAnsi"/>
+          <w:sz w:val="24"/>
+          <w:szCs w:val="24"/>
+        </w:rPr>
+        <w:t>.</w:t>
+      </w:r>
+      <w:r>
+        <w:rPr>
+          <w:rFonts w:cstheme="minorHAnsi"/>
+          <w:sz w:val="24"/>
+          <w:szCs w:val="24"/>
+        </w:rPr>
+        <w:t>25</w:t>
+      </w:r>
+      <w:r>
+        <w:rPr>
+          <w:rFonts w:cstheme="minorHAnsi"/>
+          <w:sz w:val="24"/>
+          <w:szCs w:val="24"/>
+        </w:rPr>
+        <w:t xml:space="preserve"> passengers for business and economy class, respectively; and likewise, a standard deviation of 1 and 15 passengers for business and economy class, respectively. Notably, a row of business class includes 4 seats, wherein each seat takes up 5400</w:t>
       </w:r>
       <w:r>
         <w:rPr>
@@ -311,25 +359,7 @@
           <w:sz w:val="24"/>
           <w:szCs w:val="24"/>
         </w:rPr>
-        <w:t xml:space="preserve">) should IndiGo configure in its Airbus A321neo airplane to ensure 95% service level, given that this airplane will make 6 trips per day between Delhi and Mumbai, every day for next 5 years? Assume a discount rate of </w:t>
-      </w:r>
-      <w:proofErr w:type="gramStart"/>
-      <w:r>
-        <w:rPr>
-          <w:rFonts w:cstheme="minorHAnsi"/>
-          <w:sz w:val="24"/>
-          <w:szCs w:val="24"/>
-        </w:rPr>
-        <w:t>3%, and</w:t>
-      </w:r>
-      <w:proofErr w:type="gramEnd"/>
-      <w:r>
-        <w:rPr>
-          <w:rFonts w:cstheme="minorHAnsi"/>
-          <w:sz w:val="24"/>
-          <w:szCs w:val="24"/>
-        </w:rPr>
-        <w:t xml:space="preserve"> ignore all operational costs.</w:t>
+        <w:t>) should IndiGo configure in its Airbus A321neo airplane to ensure 95% service level, given that this airplane will make 6 trips per day between Delhi and Mumbai, every day for next 5 years? Assume a discount rate of 3%, and ignore all operational costs.</w:t>
       </w:r>
       <w:r>
         <w:rPr>
@@ -354,7 +384,64 @@
           <w:sz w:val="24"/>
           <w:szCs w:val="24"/>
         </w:rPr>
-        <w:t xml:space="preserve"> = 1.96)</w:t>
+        <w:t xml:space="preserve"> = 1.</w:t>
+      </w:r>
+      <w:r>
+        <w:rPr>
+          <w:rFonts w:cstheme="minorHAnsi"/>
+          <w:sz w:val="24"/>
+          <w:szCs w:val="24"/>
+        </w:rPr>
+        <w:t>65</w:t>
+      </w:r>
+      <w:r>
+        <w:rPr>
+          <w:rFonts w:cstheme="minorHAnsi"/>
+          <w:sz w:val="24"/>
+          <w:szCs w:val="24"/>
+        </w:rPr>
+        <w:t xml:space="preserve"> for single-tail test; </w:t>
+      </w:r>
+      <w:r>
+        <w:rPr>
+          <w:rFonts w:cstheme="minorHAnsi"/>
+          <w:sz w:val="24"/>
+          <w:szCs w:val="24"/>
+        </w:rPr>
+        <w:t>z</w:t>
+      </w:r>
+      <w:r>
+        <w:rPr>
+          <w:rFonts w:cstheme="minorHAnsi"/>
+          <w:sz w:val="24"/>
+          <w:szCs w:val="24"/>
+          <w:vertAlign w:val="subscript"/>
+        </w:rPr>
+        <w:t>0.95</w:t>
+      </w:r>
+      <w:r>
+        <w:rPr>
+          <w:rFonts w:cstheme="minorHAnsi"/>
+          <w:sz w:val="24"/>
+          <w:szCs w:val="24"/>
+        </w:rPr>
+        <w:t xml:space="preserve"> = 1.</w:t>
+      </w:r>
+      <w:r>
+        <w:rPr>
+          <w:rFonts w:cstheme="minorHAnsi"/>
+          <w:sz w:val="24"/>
+          <w:szCs w:val="24"/>
+        </w:rPr>
+        <w:t>96 for two-tail test</w:t>
+      </w:r>
+      <w:r>
+        <w:rPr>
+          <w:rFonts w:cstheme="minorHAnsi"/>
+          <w:sz w:val="24"/>
+          <w:szCs w:val="24"/>
+        </w:rPr>
+        <w:t>)</w:t>
       </w:r>
     </w:p>
     <w:p>
@@ -2505,15 +2592,7 @@
           <w:szCs w:val="24"/>
         </w:rPr>
         <w:lastRenderedPageBreak/>
-        <w:t>For</w:t>
-      </w:r>
-      <w:r>
-        <w:rPr>
-          <w:rFonts w:cstheme="minorHAnsi"/>
-          <w:sz w:val="24"/>
-          <w:szCs w:val="24"/>
-        </w:rPr>
-        <w:t xml:space="preserve"> </w:t>
+        <w:t xml:space="preserve">For </w:t>
       </w:r>
       <m:oMath>
         <m:sSub>
@@ -2594,15 +2673,7 @@
             <w:sz w:val="24"/>
             <w:szCs w:val="24"/>
           </w:rPr>
-          <m:t>=</m:t>
-        </m:r>
-        <m:r>
-          <w:rPr>
-            <w:rFonts w:ascii="Cambria Math" w:hAnsi="Cambria Math" w:cstheme="minorHAnsi"/>
-            <w:sz w:val="24"/>
-            <w:szCs w:val="24"/>
-          </w:rPr>
-          <m:t>1</m:t>
+          <m:t>=1</m:t>
         </m:r>
       </m:oMath>
       <w:r>
@@ -2689,7 +2760,7 @@
 </file>
 
 <file path=word/numbering.xml><?xml version="1.0" encoding="utf-8"?>
-<w:numbering xmlns:wpc="http://schemas.microsoft.com/office/word/2010/wordprocessingCanvas" xmlns:cx="http://schemas.microsoft.com/office/drawing/2014/chartex" xmlns:cx1="http://schemas.microsoft.com/office/drawing/2015/9/8/chartex" xmlns:cx2="http://schemas.microsoft.com/office/drawing/2015/10/21/chartex" xmlns:cx3="http://schemas.microsoft.com/office/drawing/2016/5/9/chartex" xmlns:cx4="http://schemas.microsoft.com/office/drawing/2016/5/10/chartex" xmlns:cx5="http://schemas.microsoft.com/office/drawing/2016/5/11/chartex" xmlns:cx6="http://schemas.microsoft.com/office/drawing/2016/5/12/chartex" xmlns:cx7="http://schemas.microsoft.com/office/drawing/2016/5/13/chartex" xmlns:cx8="http://schemas.microsoft.com/office/drawing/2016/5/14/chartex" xmlns:mc="http://schemas.openxmlformats.org/markup-compatibility/2006" xmlns:aink="http://schemas.microsoft.com/office/drawing/2016/ink" xmlns:am3d="http://schemas.microsoft.com/office/drawing/2017/model3d" xmlns:o="urn:schemas-microsoft-com:office:office" xmlns:oel="http://schemas.microsoft.com/office/2019/extlst" xmlns:r="http://schemas.openxmlformats.org/officeDocument/2006/relationships" xmlns:m="http://schemas.openxmlformats.org/officeDocument/2006/math" xmlns:v="urn:schemas-microsoft-com:vml" xmlns:wp14="http://schemas.microsoft.com/office/word/2010/wordprocessingDrawing" xmlns:wp="http://schemas.openxmlformats.org/drawingml/2006/wordprocessingDrawing" xmlns:w10="urn:schemas-microsoft-com:office:word" xmlns:w="http://schemas.openxmlformats.org/wordprocessingml/2006/main" xmlns:w14="http://schemas.microsoft.com/office/word/2010/wordml" xmlns:w15="http://schemas.microsoft.com/office/word/2012/wordml" xmlns:w16cex="http://schemas.microsoft.com/office/word/2018/wordml/cex" xmlns:w16cid="http://schemas.microsoft.com/office/word/2016/wordml/cid" xmlns:w16="http://schemas.microsoft.com/office/word/2018/wordml" xmlns:w16du="http://schemas.microsoft.com/office/word/2023/wordml/word16du" xmlns:w16sdtdh="http://schemas.microsoft.com/office/word/2020/wordml/sdtdatahash" xmlns:w16sdtfl="http://schemas.microsoft.com/office/word/2024/wordml/sdtformatlock" xmlns:w16se="http://schemas.microsoft.com/office/word/2015/wordml/symex" xmlns:wpg="http://schemas.microsoft.com/office/word/2010/wordprocessingGroup" xmlns:wpi="http://schemas.microsoft.com/office/word/2010/wordprocessingInk" xmlns:wne="http://schemas.microsoft.com/office/word/2006/wordml" xmlns:wps="http://schemas.microsoft.com/office/word/2010/wordprocessingShape" mc:Ignorable="w14 w15 w16se w16cid w16 w16cex w16sdtdh w16sdtfl w16du wp14">
+<w:numbering xmlns:wpc="http://schemas.microsoft.com/office/word/2010/wordprocessingCanvas" xmlns:cx="http://schemas.microsoft.com/office/drawing/2014/chartex" xmlns:cx1="http://schemas.microsoft.com/office/drawing/2015/9/8/chartex" xmlns:cx2="http://schemas.microsoft.com/office/drawing/2015/10/21/chartex" xmlns:cx3="http://schemas.microsoft.com/office/drawing/2016/5/9/chartex" xmlns:cx4="http://schemas.microsoft.com/office/drawing/2016/5/10/chartex" xmlns:cx5="http://schemas.microsoft.com/office/drawing/2016/5/11/chartex" xmlns:cx6="http://schemas.microsoft.com/office/drawing/2016/5/12/chartex" xmlns:cx7="http://schemas.microsoft.com/office/drawing/2016/5/13/chartex" xmlns:cx8="http://schemas.microsoft.com/office/drawing/2016/5/14/chartex" xmlns:mc="http://schemas.openxmlformats.org/markup-compatibility/2006" xmlns:aink="http://schemas.microsoft.com/office/drawing/2016/ink" xmlns:am3d="http://schemas.microsoft.com/office/drawing/2017/model3d" xmlns:o="urn:schemas-microsoft-com:office:office" xmlns:oel="http://schemas.microsoft.com/office/2019/extlst" xmlns:r="http://schemas.openxmlformats.org/officeDocument/2006/relationships" xmlns:m="http://schemas.openxmlformats.org/officeDocument/2006/math" xmlns:v="urn:schemas-microsoft-com:vml" xmlns:wp14="http://schemas.microsoft.com/office/word/2010/wordprocessingDrawing" xmlns:wp="http://schemas.openxmlformats.org/drawingml/2006/wordprocessingDrawing" xmlns:w10="urn:schemas-microsoft-com:office:word" xmlns:w="http://schemas.openxmlformats.org/wordprocessingml/2006/main" xmlns:w14="http://schemas.microsoft.com/office/word/2010/wordml" xmlns:w15="http://schemas.microsoft.com/office/word/2012/wordml" xmlns:w16cex="http://schemas.microsoft.com/office/word/2018/wordml/cex" xmlns:w16cid="http://schemas.microsoft.com/office/word/2016/wordml/cid" xmlns:w16="http://schemas.microsoft.com/office/word/2018/wordml" xmlns:w16sdtdh="http://schemas.microsoft.com/office/word/2020/wordml/sdtdatahash" xmlns:w16se="http://schemas.microsoft.com/office/word/2015/wordml/symex" xmlns:wpg="http://schemas.microsoft.com/office/word/2010/wordprocessingGroup" xmlns:wpi="http://schemas.microsoft.com/office/word/2010/wordprocessingInk" xmlns:wne="http://schemas.microsoft.com/office/word/2006/wordml" xmlns:wps="http://schemas.microsoft.com/office/word/2010/wordprocessingShape" mc:Ignorable="w14 w15 w16se w16cid w16 w16cex w16sdtdh wp14">
   <w:abstractNum w:abstractNumId="0" w15:restartNumberingAfterBreak="0">
     <w:nsid w:val="13B25596"/>
     <w:multiLevelType w:val="multilevel"/>
@@ -2792,7 +2863,7 @@
 </file>
 
 <file path=word/styles.xml><?xml version="1.0" encoding="utf-8"?>
-<w:styles xmlns:mc="http://schemas.openxmlformats.org/markup-compatibility/2006" xmlns:r="http://schemas.openxmlformats.org/officeDocument/2006/relationships" xmlns:w="http://schemas.openxmlformats.org/wordprocessingml/2006/main" xmlns:w14="http://schemas.microsoft.com/office/word/2010/wordml" xmlns:w15="http://schemas.microsoft.com/office/word/2012/wordml" xmlns:w16cex="http://schemas.microsoft.com/office/word/2018/wordml/cex" xmlns:w16cid="http://schemas.microsoft.com/office/word/2016/wordml/cid" xmlns:w16="http://schemas.microsoft.com/office/word/2018/wordml" xmlns:w16du="http://schemas.microsoft.com/office/word/2023/wordml/word16du" xmlns:w16sdtdh="http://schemas.microsoft.com/office/word/2020/wordml/sdtdatahash" xmlns:w16sdtfl="http://schemas.microsoft.com/office/word/2024/wordml/sdtformatlock" xmlns:w16se="http://schemas.microsoft.com/office/word/2015/wordml/symex" mc:Ignorable="w14 w15 w16se w16cid w16 w16cex w16sdtdh w16sdtfl w16du">
+<w:styles xmlns:mc="http://schemas.openxmlformats.org/markup-compatibility/2006" xmlns:r="http://schemas.openxmlformats.org/officeDocument/2006/relationships" xmlns:w="http://schemas.openxmlformats.org/wordprocessingml/2006/main" xmlns:w14="http://schemas.microsoft.com/office/word/2010/wordml" xmlns:w15="http://schemas.microsoft.com/office/word/2012/wordml" xmlns:w16cex="http://schemas.microsoft.com/office/word/2018/wordml/cex" xmlns:w16cid="http://schemas.microsoft.com/office/word/2016/wordml/cid" xmlns:w16="http://schemas.microsoft.com/office/word/2018/wordml" xmlns:w16sdtdh="http://schemas.microsoft.com/office/word/2020/wordml/sdtdatahash" xmlns:w16se="http://schemas.microsoft.com/office/word/2015/wordml/symex" mc:Ignorable="w14 w15 w16se w16cid w16 w16cex w16sdtdh">
   <w:docDefaults>
     <w:rPrDefault>
       <w:rPr>
@@ -3217,6 +3288,7 @@
   <w:style w:type="character" w:default="1" w:styleId="DefaultParagraphFont">
     <w:name w:val="Default Paragraph Font"/>
     <w:uiPriority w:val="1"/>
+    <w:semiHidden/>
     <w:unhideWhenUsed/>
   </w:style>
   <w:style w:type="table" w:default="1" w:styleId="TableNormal">
